--- a/docs/Informe_APF1_actualizado.docx
+++ b/docs/Informe_APF1_actualizado.docx
@@ -2491,7 +2491,7 @@
     </w:p>
     <w:p>
       <w:r>
-        <w:t>El repositorio pertenece a la cuenta Jorgean123 y contiene el código fuente, esquema SQL, documentación y evidencias del avance. Se utiliza la rama main. El archivo .gitignore excluye dependencias descargadas, archivos temporales y artefactos de compilación. La contraseña de MySQL permanece en la configuración local de Tomcat y no forma parte del repositorio. README.md incluye el comando para clonar el proyecto.</w:t>
+        <w:t>El repositorio fue creado en la cuenta Jorgean123 para alojar el código fuente, esquema SQL, documentación y evidencias del avance. La publicación está pendiente de habilitar acceso de escritura a la conexión GitHub: el intento de subida devolvió HTTP 403, Resource not accessible by integration. El proyecto está preparado localmente en la rama main. El archivo .gitignore excluye dependencias descargadas, archivos temporales y artefactos de compilación. La contraseña de MySQL permanece en la configuración local de Tomcat y no forma parte de los archivos preparados para publicar.</w:t>
       </w:r>
     </w:p>
     <w:p>
